--- a/review/revision-1/Response-to-Reviewer-1.docx
+++ b/review/revision-1/Response-to-Reviewer-1.docx
@@ -267,7 +267,7 @@
                 <w:sz w:val="23"/>
                 <w:szCs w:val="23"/>
               </w:rPr>
-              <w:t xml:space="preserve">Not supplied</w:t>
+              <w:t xml:space="preserve">3/5 stars</w:t>
             </w:r>
           </w:p>
         </w:tc>
@@ -356,7 +356,7 @@
                 <w:sz w:val="23"/>
                 <w:szCs w:val="23"/>
               </w:rPr>
-              <w:t xml:space="preserve">Not supplied</w:t>
+              <w:t xml:space="preserve">4/5 stars</w:t>
             </w:r>
           </w:p>
         </w:tc>
@@ -445,7 +445,7 @@
                 <w:sz w:val="23"/>
                 <w:szCs w:val="23"/>
               </w:rPr>
-              <w:t xml:space="preserve">Not supplied</w:t>
+              <w:t xml:space="preserve">4/5 stars</w:t>
             </w:r>
           </w:p>
         </w:tc>
@@ -534,7 +534,7 @@
                 <w:sz w:val="23"/>
                 <w:szCs w:val="23"/>
               </w:rPr>
-              <w:t xml:space="preserve">Not supplied</w:t>
+              <w:t xml:space="preserve">5/5 stars</w:t>
             </w:r>
           </w:p>
         </w:tc>
@@ -562,7 +562,7 @@
                 <w:sz w:val="23"/>
                 <w:szCs w:val="23"/>
               </w:rPr>
-              <w:t xml:space="preserve">Relevant foundations and official specifications have been added.</w:t>
+              <w:t xml:space="preserve">Thank you for this positive assessment.</w:t>
             </w:r>
           </w:p>
         </w:tc>
@@ -623,7 +623,7 @@
                 <w:sz w:val="23"/>
                 <w:szCs w:val="23"/>
               </w:rPr>
-              <w:t xml:space="preserve">Not supplied</w:t>
+              <w:t xml:space="preserve">The English is fine and does not require any improvement.</w:t>
             </w:r>
           </w:p>
         </w:tc>
@@ -651,7 +651,7 @@
                 <w:sz w:val="23"/>
                 <w:szCs w:val="23"/>
               </w:rPr>
-              <w:t xml:space="preserve">The text has been edited for precision and repeated qualifications removed.</w:t>
+              <w:t xml:space="preserve">Thank you. Minor edits improve consistency and concision.</w:t>
             </w:r>
           </w:p>
         </w:tc>
@@ -963,7 +963,7 @@
                 <w:sz w:val="23"/>
                 <w:szCs w:val="23"/>
               </w:rPr>
-              <w:t xml:space="preserve">No separate English-language assessment was supplied.</w:t>
+              <w:t xml:space="preserve">The English is fine and does not require any improvement.</w:t>
             </w:r>
           </w:p>
         </w:tc>
@@ -997,7 +997,7 @@
                 <w:sz w:val="23"/>
                 <w:szCs w:val="23"/>
               </w:rPr>
-              <w:t xml:space="preserve">Response: The manuscript has been edited for direct, evidence-based phrasing, consistent terminology and concision. Figure wording and bibliography formatting have been corrected.</w:t>
+              <w:t xml:space="preserve">Response: Thank you for this assessment. We have made minor edits for consistency and concision while revising the manuscript.</w:t>
             </w:r>
           </w:p>
         </w:tc>
@@ -1067,7 +1067,7 @@
                 <w:sz w:val="23"/>
                 <w:szCs w:val="23"/>
               </w:rPr>
-              <w:t xml:space="preserve">The general-evaluation ratings were not included in the supplied review, so the example ratings in the template have not been attributed to the reviewer. The revised manuscript and supplement distinguish completed analytical checks from proposed implementation and field evaluation. The manuscript remains anonymous.</w:t>
+              <w:t xml:space="preserve">The revised manuscript and supplement distinguish completed analytical checks from proposed implementation and field evaluation. The manuscript remains anonymous.</w:t>
             </w:r>
           </w:p>
         </w:tc>

--- a/review/revision-1/Response-to-Reviewer-1.docx
+++ b/review/revision-1/Response-to-Reviewer-1.docx
@@ -790,7 +790,7 @@
                 <w:sz w:val="23"/>
                 <w:szCs w:val="23"/>
               </w:rPr>
-              <w:t xml:space="preserve">OAL is now applied to 23 full-text mechanism studies through 49 claim records. Section 2 describes the search, selection and coding procedure, Table 2 identifies the sampled mechanisms and their evidence profiles, and Section 5.2 interprets the resulting coverage. Figure 3 has been replaced by a populated object–assurance–lifecycle heatmap. The supplementary CSV provides each study identifier, scoped claim, exact object/layer/stage association, evidence form and supporting passage. The sample is explicitly bounded; 14 additional original mechanism candidates remain outside completed full-text numerical coding, and empty cells are not presented as global research absences.</w:t>
+              <w:t xml:space="preserve">OAL is now applied to 23 full-text mechanism studies through 49 claim records. Section 2 describes the search, selection and coding procedure, Table 2 identifies the sampled mechanisms and their evidence profiles, and Section 5.2 interprets the resulting coverage. Figure 3 now pairs the original OAL framework schematic with a populated object–assurance–lifecycle heatmap. The supplementary CSV provides each study identifier, scoped claim, exact object/layer/stage association, evidence form and supporting passage. The sample is explicitly bounded; 14 additional original mechanism candidates remain outside completed full-text numerical coding, and empty cells are not presented as global research absences.</w:t>
             </w:r>
           </w:p>
         </w:tc>

--- a/review/revision-1/Response-to-Reviewer-1.docx
+++ b/review/revision-1/Response-to-Reviewer-1.docx
@@ -790,7 +790,7 @@
                 <w:sz w:val="23"/>
                 <w:szCs w:val="23"/>
               </w:rPr>
-              <w:t xml:space="preserve">OAL is now applied to 23 full-text mechanism studies through 49 claim records. Section 2 describes the search, selection and coding procedure, Table 2 identifies the sampled mechanisms and their evidence profiles, and Section 5.2 interprets the resulting coverage. Figure 3 now pairs the original OAL framework schematic with a populated object–assurance–lifecycle heatmap. The supplementary CSV provides each study identifier, scoped claim, exact object/layer/stage association, evidence form and supporting passage. The sample is explicitly bounded; 14 additional original mechanism candidates remain outside completed full-text numerical coding, and empty cells are not presented as global research absences.</w:t>
+              <w:t xml:space="preserve">OAL is applied to 39 full-text mechanism studies through 89 scoped claim records. Section 2 distinguishes the 19 domain-focused studies, 20 transferable mechanisms and the 123-reference bibliography. Table 2 identifies the study groups; Figure 3 retains the original framework schematic beside the populated heatmap. Section 5.3 and Table 5 compare what AIS protection, observation corroboration, attestation, trust-aware routing and consensus actually support, and specify the evidence required at the next handover. Section 5.4 and Table 6 report domain stratification, exclusions and coding sensitivity, with all 39 leave-one-out results released. The supplements provide study versions, retrieval links, claim locators, reference roles and coding decisions. Four of the 14 previously uncoded original candidates were recovered; ten remain incompletely accessible. Zero cells describe this sample, while the physical UAV-node experiment is identified as a bounded positive precedent.</w:t>
             </w:r>
           </w:p>
         </w:tc>
@@ -824,7 +824,7 @@
                 <w:sz w:val="23"/>
                 <w:szCs w:val="23"/>
               </w:rPr>
-              <w:t xml:space="preserve">Section 6.4 replaces the previous freshness/lineage example with a coalition mission that loses its gateway connection, commits a shore-side key revocation, and reconciles records after reconnection. Event intervals before, overlapping and after the effective revocation time lead to historical eligibility, quarantine and rejection, respectively. The example distinguishes locally available delegation from global authority learned later. Table 6 compares these outcomes with a mean-score policy and a veto-aware scalar policy using the same features.</w:t>
+              <w:t xml:space="preserve">Section 6.4 replaces the previous freshness/lineage example with a coalition mission that loses its gateway connection, commits a shore-side key revocation, and reconciles records after reconnection. Event intervals before, overlapping and after the effective revocation time lead to historical eligibility, quarantine and rejection, respectively. The example distinguishes locally available delegation from global authority learned later. Table 8 compares these outcomes with a mean-score policy and a veto-aware scalar policy using the same features.</w:t>
             </w:r>
           </w:p>
         </w:tc>

--- a/review/revision-1/Response-to-Reviewer-1.docx
+++ b/review/revision-1/Response-to-Reviewer-1.docx
@@ -119,7 +119,7 @@
                 <w:sz w:val="23"/>
                 <w:szCs w:val="23"/>
               </w:rPr>
-              <w:t xml:space="preserve">Thank you for reviewing the manuscript. The revision applies OAL to a disclosed full-text sample, adds a partition–revocation–reconciliation case and a specified ledger application, strengthens the witnessed-log comparison and consensus selection, and consolidates the discussion. The accompanying clean and marked manuscripts identify the changes. Section, table and figure references below refer to the revised manuscript.</w:t>
+              <w:t xml:space="preserve">Thank you for reviewing the manuscript. The revision applies OAL to a disclosed full-text sample, adds a partition–revocation–reconciliation case and a specified ledger application, strengthens the witnessed-log comparison and consensus selection, and consolidates the discussion. Section, table and figure references below refer to the revised manuscript.</w:t>
             </w:r>
           </w:p>
         </w:tc>

--- a/review/revision-1/Response-to-Reviewer-1.docx
+++ b/review/revision-1/Response-to-Reviewer-1.docx
@@ -119,7 +119,7 @@
                 <w:sz w:val="23"/>
                 <w:szCs w:val="23"/>
               </w:rPr>
-              <w:t xml:space="preserve">Thank you for reviewing the manuscript. The revision applies OAL to a disclosed full-text sample, adds a partition–revocation–reconciliation case and a specified ledger application, strengthens the witnessed-log comparison and consensus selection, and consolidates the discussion. Section, table and figure references below refer to the revised manuscript.</w:t>
+              <w:t xml:space="preserve">Thank you for reviewing the manuscript. We have applied OAL to 39 full-text mechanism studies, added a partition–revocation–reconciliation case and a specified ledger application, strengthened the witnessed-log comparison and consensus selection, and consolidated the discussion. Section, table and figure references below refer to the revised manuscript.</w:t>
             </w:r>
           </w:p>
         </w:tc>
@@ -790,7 +790,7 @@
                 <w:sz w:val="23"/>
                 <w:szCs w:val="23"/>
               </w:rPr>
-              <w:t xml:space="preserve">OAL is applied to 39 full-text mechanism studies through 89 scoped claim records. Section 2 distinguishes the 19 domain-focused studies, 20 transferable mechanisms and the 123-reference bibliography. Table 2 identifies the study groups; Figure 3 retains the original framework schematic beside the populated heatmap. Section 5.3 and Table 5 compare what AIS protection, observation corroboration, attestation, trust-aware routing and consensus actually support, and specify the evidence required at the next handover. Section 5.4 and Table 6 report domain stratification, exclusions and coding sensitivity, with all 39 leave-one-out results released. The supplements provide study versions, retrieval links, claim locators, reference roles and coding decisions. Four of the 14 previously uncoded original candidates were recovered; ten remain incompletely accessible. Zero cells describe this sample, while the physical UAV-node experiment is identified as a bounded positive precedent.</w:t>
+              <w:t xml:space="preserve">OAL is applied to 39 full-text mechanism studies through 89 scoped claim records. Section 2 distinguishes the 19 domain-focused studies, 20 transferable mechanisms and the 123-reference bibliography. Table 2 identifies the study groups and their sources; Figure 3 presents the framework schematic beside the populated heatmap. Section 5.3 and Table 5 compare what AIS protection, observation corroboration, attestation, trust-aware routing and consensus support, and specify the evidence required at the next handover. Section 5.4 and Table 6 report domain stratification, study-exclusion and coding sensitivity, and the results of removing each of the 39 studies in turn. Zero cells denote no coded claim in this sample. The physical UAV-node experiment is identified as evidence of cooperation and path adaptation under its stated operating conditions.</w:t>
             </w:r>
           </w:p>
         </w:tc>
@@ -824,7 +824,7 @@
                 <w:sz w:val="23"/>
                 <w:szCs w:val="23"/>
               </w:rPr>
-              <w:t xml:space="preserve">Section 6.4 replaces the previous freshness/lineage example with a coalition mission that loses its gateway connection, commits a shore-side key revocation, and reconciles records after reconnection. Event intervals before, overlapping and after the effective revocation time lead to historical eligibility, quarantine and rejection, respectively. The example distinguishes locally available delegation from global authority learned later. Table 8 compares these outcomes with a mean-score policy and a veto-aware scalar policy using the same features.</w:t>
+              <w:t xml:space="preserve">Section 6.4 presents a coalition mission that loses its gateway connection, commits a shore-side key revocation, and reconciles records after reconnection. Event intervals before, overlapping and after the effective revocation time lead to historical eligibility, quarantine and rejection, respectively. The example distinguishes locally available delegation from global authority learned later. Table 8 compares these outcomes with a mean-score policy and a veto-aware scalar policy using the same features.</w:t>
             </w:r>
           </w:p>
         </w:tc>
@@ -858,7 +858,7 @@
                 <w:sz w:val="23"/>
                 <w:szCs w:val="23"/>
               </w:rPr>
-              <w:t xml:space="preserve">Sections 7.2–7.4 specify the participating organizations, peer/orderer placement, joint endorsement policy, state keys, deterministic chaincode operations, receipt verification and communication budget. The supplied replay executes signature and Merkle checks, arrival-order and duplicate-delivery checks, and all coalition signer subsets. It also computes exact application-message sizes and an explicitly assumed partition/deadline sensitivity. This is reproducible analytical validation of the stated rules; it is not reported as a Fabric deployment, consensus benchmark or integrated sea trial.</w:t>
+              <w:t xml:space="preserve">Sections 7.2–7.4 specify the participating organizations, peer/orderer placement, joint endorsement policy, state keys, deterministic chaincode operations, receipt verification and communication budget. We executed a synthetic replay that checks signatures, Merkle inclusion, arrival-order and duplicate-delivery handling, and all 16 coalition signer subsets. We also calculated application-message sizes from the stated encoding and examined partition/deadline sensitivity under declared delay assumptions. These analyses test the specified rules and payload requirements; they do not measure Fabric deployment, consensus or integrated sea-trial performance.</w:t>
             </w:r>
           </w:p>
         </w:tc>
@@ -892,7 +892,7 @@
                 <w:sz w:val="23"/>
                 <w:szCs w:val="23"/>
               </w:rPr>
-              <w:t xml:space="preserve">We also sharpened the title’s intended blockchain scope in the abstract and Sections 7.1 and 11. The ledger contributes to jointly governed commitments, policy state and reconciliation. A policy-validating witnessed log produces the same decisions under matched rules; the revised text therefore confines ledger value to particular governance conditions and implementation requirements. These changes connect the blockchain-assisted framing to a concrete design without extending the evidence to untested mission performance.</w:t>
+              <w:t xml:space="preserve">The abstract and Sections 7.1 and 11 state the ledger’s role in jointly governed commitments, policy state and reconciliation. A policy-validating witnessed log produces the same decisions under matched rules. Ledger value is therefore conditional on governance requirements and implementation cost. The coalition case connects this role to specific authorization rules and recovery operations.</w:t>
             </w:r>
           </w:p>
         </w:tc>
@@ -1067,7 +1067,7 @@
                 <w:sz w:val="23"/>
                 <w:szCs w:val="23"/>
               </w:rPr>
-              <w:t xml:space="preserve">The revised manuscript and supplement distinguish completed analytical checks from proposed implementation and field evaluation. The manuscript remains anonymous.</w:t>
+              <w:t xml:space="preserve">The analytical results concern literature coding, deterministic policy checks and application-byte calculations. Fabric deployment and integrated mission trials are proposed validation steps.</w:t>
             </w:r>
           </w:p>
         </w:tc>

--- a/review/revision-1/Response-to-Reviewer-1.docx
+++ b/review/revision-1/Response-to-Reviewer-1.docx
@@ -32,17 +32,17 @@
           </w:tcPr>
           <w:p>
             <w:pPr>
+              <w:pStyle w:val="Title"/>
+              <w:keepNext/>
+              <w:keepLines/>
+              <w:widowControl w:val="1"/>
+              <w:spacing w:before="0" w:after="200" w:line="260" w:lineRule="auto"/>
               <w:rPr>
                 <w:rFonts w:ascii="Palatino Linotype" w:hAnsi="Palatino Linotype"/>
                 <w:i/>
                 <w:iCs/>
                 <w:color w:val="FF0000"/>
               </w:rPr>
-              <w:pStyle w:val="Title"/>
-              <w:spacing w:before="0" w:after="200" w:line="260" w:lineRule="auto"/>
-              <w:widowControl w:val="1"/>
-              <w:keepNext/>
-              <w:keepLines/>
             </w:pPr>
             <w:r>
               <w:rPr>
@@ -65,17 +65,17 @@
           </w:tcPr>
           <w:p>
             <w:pPr>
+              <w:pStyle w:val="Normal"/>
+              <w:keepNext/>
+              <w:keepLines/>
+              <w:widowControl w:val="1"/>
+              <w:spacing w:before="0" w:after="120" w:line="260" w:lineRule="auto"/>
               <w:rPr>
                 <w:rFonts w:ascii="Palatino Linotype" w:hAnsi="Palatino Linotype"/>
                 <w:i/>
                 <w:iCs/>
                 <w:color w:val="FF0000"/>
               </w:rPr>
-              <w:pStyle w:val="Normal"/>
-              <w:spacing w:before="0" w:after="120" w:line="260" w:lineRule="auto"/>
-              <w:widowControl w:val="1"/>
-              <w:keepNext/>
-              <w:keepLines/>
             </w:pPr>
             <w:r>
               <w:rPr>
@@ -85,7 +85,7 @@
                 <w:sz w:val="23"/>
                 <w:szCs w:val="23"/>
               </w:rPr>
-              <w:t xml:space="preserve">1. Summary</w:t>
+              <w:t xml:space="preserve">1 Summary</w:t>
             </w:r>
           </w:p>
         </w:tc>
@@ -101,16 +101,16 @@
           </w:tcPr>
           <w:p>
             <w:pPr>
+              <w:pStyle w:val="Normal"/>
+              <w:keepLines/>
+              <w:widowControl w:val="1"/>
+              <w:spacing w:before="0" w:after="120" w:line="260" w:lineRule="auto"/>
               <w:rPr>
                 <w:rFonts w:ascii="Palatino Linotype" w:hAnsi="Palatino Linotype"/>
                 <w:i/>
                 <w:iCs/>
                 <w:color w:val="FF0000"/>
               </w:rPr>
-              <w:pStyle w:val="Normal"/>
-              <w:spacing w:before="0" w:after="120" w:line="260" w:lineRule="auto"/>
-              <w:widowControl w:val="1"/>
-              <w:keepLines/>
             </w:pPr>
             <w:r>
               <w:rPr>
@@ -119,539 +119,7 @@
                 <w:sz w:val="23"/>
                 <w:szCs w:val="23"/>
               </w:rPr>
-              <w:t xml:space="preserve">Thank you for reviewing the manuscript. We have applied OAL to 39 full-text mechanism studies, added a partition–revocation–reconciliation case and a specified ledger application, strengthened the witnessed-log comparison and consensus selection, and consolidated the discussion. Section, table and figure references below refer to the revised manuscript.</w:t>
-            </w:r>
-          </w:p>
-        </w:tc>
-      </w:tr>
-      <w:tr>
-        <w:trPr>
-          <w:cantSplit/>
-        </w:trPr>
-        <w:tc>
-          <w:tcPr>
-            <w:tcW w:w="3913" w:type="dxa"/>
-          </w:tcPr>
-          <w:p>
-            <w:pPr>
-              <w:rPr>
-                <w:rFonts w:ascii="Palatino Linotype" w:hAnsi="Palatino Linotype"/>
-                <w:b/>
-                <w:bCs/>
-              </w:rPr>
-            </w:pPr>
-            <w:r>
-              <w:rPr>
-                <w:rFonts w:ascii="Palatino Linotype" w:hAnsi="Palatino Linotype"/>
-                <w:b/>
-                <w:bCs/>
-              </w:rPr>
-              <w:t>2. Questions for General Evaluation</w:t>
-            </w:r>
-          </w:p>
-        </w:tc>
-        <w:tc>
-          <w:tcPr>
-            <w:tcW w:w="2745" w:type="dxa"/>
-          </w:tcPr>
-          <w:p>
-            <w:pPr>
-              <w:rPr>
-                <w:rFonts w:ascii="Palatino Linotype" w:hAnsi="Palatino Linotype"/>
-                <w:b/>
-                <w:bCs/>
-              </w:rPr>
-            </w:pPr>
-            <w:r>
-              <w:rPr>
-                <w:rFonts w:ascii="Palatino Linotype" w:hAnsi="Palatino Linotype"/>
-                <w:b/>
-                <w:bCs/>
-              </w:rPr>
-              <w:t>Reviewer’s E</w:t>
-            </w:r>
-            <w:r>
-              <w:rPr>
-                <w:rFonts w:ascii="Palatino Linotype" w:eastAsiaTheme="minorEastAsia" w:hAnsi="Palatino Linotype"/>
-                <w:b/>
-                <w:bCs/>
-              </w:rPr>
-              <w:t>va</w:t>
-            </w:r>
-            <w:r>
-              <w:rPr>
-                <w:rFonts w:ascii="Palatino Linotype" w:hAnsi="Palatino Linotype"/>
-                <w:b/>
-                <w:bCs/>
-              </w:rPr>
-              <w:t>luation</w:t>
-            </w:r>
-          </w:p>
-        </w:tc>
-        <w:tc>
-          <w:tcPr>
-            <w:tcW w:w="2176" w:type="dxa"/>
-          </w:tcPr>
-          <w:p>
-            <w:pPr>
-              <w:rPr>
-                <w:rFonts w:ascii="Palatino Linotype" w:hAnsi="Palatino Linotype"/>
-                <w:b/>
-                <w:bCs/>
-              </w:rPr>
-            </w:pPr>
-            <w:r>
-              <w:rPr>
-                <w:rFonts w:ascii="Palatino Linotype" w:hAnsi="Palatino Linotype"/>
-                <w:b/>
-                <w:bCs/>
-              </w:rPr>
-              <w:t>Response and Revisions</w:t>
-            </w:r>
-          </w:p>
-        </w:tc>
-      </w:tr>
-      <w:tr>
-        <w:trPr>
-          <w:cantSplit/>
-        </w:trPr>
-        <w:tc>
-          <w:tcPr>
-            <w:tcW w:w="3913" w:type="dxa"/>
-          </w:tcPr>
-          <w:p>
-            <w:pPr>
-              <w:rPr>
-                <w:rFonts w:ascii="Palatino Linotype" w:hAnsi="Palatino Linotype"/>
-                <w:i/>
-                <w:iCs/>
-                <w:color w:val="FF0000"/>
-              </w:rPr>
-              <w:pStyle w:val="Normal"/>
-              <w:spacing w:before="0" w:after="120" w:line="260" w:lineRule="auto"/>
-              <w:widowControl w:val="1"/>
-              <w:keepLines/>
-            </w:pPr>
-            <w:r>
-              <w:rPr>
-                <w:rFonts w:ascii="Palatino Linotype" w:hAnsi="Palatino Linotype"/>
-                <w:color w:val="000000"/>
-                <w:sz w:val="23"/>
-                <w:szCs w:val="23"/>
-              </w:rPr>
-              <w:t xml:space="preserve">Is the work a significant contribution to the field?</w:t>
-            </w:r>
-          </w:p>
-        </w:tc>
-        <w:tc>
-          <w:tcPr>
-            <w:tcW w:w="2745" w:type="dxa"/>
-          </w:tcPr>
-          <w:p>
-            <w:pPr>
-              <w:rPr>
-                <w:rFonts w:ascii="Palatino Linotype" w:hAnsi="Palatino Linotype"/>
-                <w:i/>
-                <w:iCs/>
-                <w:color w:val="FF0000"/>
-              </w:rPr>
-              <w:pStyle w:val="Normal"/>
-              <w:spacing w:before="0" w:after="120" w:line="260" w:lineRule="auto"/>
-              <w:widowControl w:val="1"/>
-              <w:keepLines/>
-            </w:pPr>
-            <w:r>
-              <w:rPr>
-                <w:rFonts w:ascii="Palatino Linotype" w:hAnsi="Palatino Linotype"/>
-                <w:color w:val="000000"/>
-                <w:sz w:val="23"/>
-                <w:szCs w:val="23"/>
-              </w:rPr>
-              <w:t xml:space="preserve">3/5 stars</w:t>
-            </w:r>
-          </w:p>
-        </w:tc>
-        <w:tc>
-          <w:tcPr>
-            <w:tcW w:w="2176" w:type="dxa"/>
-          </w:tcPr>
-          <w:p>
-            <w:pPr>
-              <w:rPr>
-                <w:rFonts w:ascii="Palatino Linotype" w:hAnsi="Palatino Linotype"/>
-                <w:i/>
-                <w:iCs/>
-                <w:color w:val="FF0000"/>
-              </w:rPr>
-              <w:pStyle w:val="Normal"/>
-              <w:spacing w:before="0" w:after="120" w:line="260" w:lineRule="auto"/>
-              <w:widowControl w:val="1"/>
-              <w:keepLines/>
-            </w:pPr>
-            <w:r>
-              <w:rPr>
-                <w:rFonts w:ascii="Palatino Linotype" w:hAnsi="Palatino Linotype"/>
-                <w:color w:val="FF0000"/>
-                <w:sz w:val="23"/>
-                <w:szCs w:val="23"/>
-              </w:rPr>
-              <w:t xml:space="preserve">The full-text OAL application and ledger-relevant case are added; see Response 1.</w:t>
-            </w:r>
-          </w:p>
-        </w:tc>
-      </w:tr>
-      <w:tr>
-        <w:trPr>
-          <w:cantSplit/>
-        </w:trPr>
-        <w:tc>
-          <w:tcPr>
-            <w:tcW w:w="3913" w:type="dxa"/>
-          </w:tcPr>
-          <w:p>
-            <w:pPr>
-              <w:rPr>
-                <w:rFonts w:ascii="Palatino Linotype" w:hAnsi="Palatino Linotype"/>
-                <w:i/>
-                <w:iCs/>
-                <w:color w:val="FF0000"/>
-              </w:rPr>
-              <w:pStyle w:val="Normal"/>
-              <w:spacing w:before="0" w:after="120" w:line="260" w:lineRule="auto"/>
-              <w:widowControl w:val="1"/>
-              <w:keepLines/>
-            </w:pPr>
-            <w:r>
-              <w:rPr>
-                <w:rFonts w:ascii="Palatino Linotype" w:hAnsi="Palatino Linotype"/>
-                <w:color w:val="000000"/>
-                <w:sz w:val="23"/>
-                <w:szCs w:val="23"/>
-              </w:rPr>
-              <w:t xml:space="preserve">Is the work well organized and comprehensively described?</w:t>
-            </w:r>
-          </w:p>
-        </w:tc>
-        <w:tc>
-          <w:tcPr>
-            <w:tcW w:w="2745" w:type="dxa"/>
-          </w:tcPr>
-          <w:p>
-            <w:pPr>
-              <w:rPr>
-                <w:rFonts w:ascii="Palatino Linotype" w:hAnsi="Palatino Linotype"/>
-                <w:i/>
-                <w:iCs/>
-                <w:color w:val="FF0000"/>
-              </w:rPr>
-              <w:pStyle w:val="Normal"/>
-              <w:spacing w:before="0" w:after="120" w:line="260" w:lineRule="auto"/>
-              <w:widowControl w:val="1"/>
-              <w:keepLines/>
-            </w:pPr>
-            <w:r>
-              <w:rPr>
-                <w:rFonts w:ascii="Palatino Linotype" w:hAnsi="Palatino Linotype"/>
-                <w:color w:val="000000"/>
-                <w:sz w:val="23"/>
-                <w:szCs w:val="23"/>
-              </w:rPr>
-              <w:t xml:space="preserve">4/5 stars</w:t>
-            </w:r>
-          </w:p>
-        </w:tc>
-        <w:tc>
-          <w:tcPr>
-            <w:tcW w:w="2176" w:type="dxa"/>
-          </w:tcPr>
-          <w:p>
-            <w:pPr>
-              <w:rPr>
-                <w:rFonts w:ascii="Palatino Linotype" w:hAnsi="Palatino Linotype"/>
-                <w:i/>
-                <w:iCs/>
-                <w:color w:val="FF0000"/>
-              </w:rPr>
-              <w:pStyle w:val="Normal"/>
-              <w:spacing w:before="0" w:after="120" w:line="260" w:lineRule="auto"/>
-              <w:widowControl w:val="1"/>
-              <w:keepLines/>
-            </w:pPr>
-            <w:r>
-              <w:rPr>
-                <w:rFonts w:ascii="Palatino Linotype" w:hAnsi="Palatino Linotype"/>
-                <w:color w:val="FF0000"/>
-                <w:sz w:val="23"/>
-                <w:szCs w:val="23"/>
-              </w:rPr>
-              <w:t xml:space="preserve">Methods, literature mapping and the worked case are integrated into Sections 2–7.</w:t>
-            </w:r>
-          </w:p>
-        </w:tc>
-      </w:tr>
-      <w:tr>
-        <w:trPr>
-          <w:cantSplit/>
-        </w:trPr>
-        <w:tc>
-          <w:tcPr>
-            <w:tcW w:w="3913" w:type="dxa"/>
-          </w:tcPr>
-          <w:p>
-            <w:pPr>
-              <w:rPr>
-                <w:rFonts w:ascii="Palatino Linotype" w:hAnsi="Palatino Linotype"/>
-                <w:i/>
-                <w:iCs/>
-                <w:color w:val="FF0000"/>
-              </w:rPr>
-              <w:pStyle w:val="Normal"/>
-              <w:spacing w:before="0" w:after="120" w:line="260" w:lineRule="auto"/>
-              <w:widowControl w:val="1"/>
-              <w:keepLines/>
-            </w:pPr>
-            <w:r>
-              <w:rPr>
-                <w:rFonts w:ascii="Palatino Linotype" w:hAnsi="Palatino Linotype"/>
-                <w:color w:val="000000"/>
-                <w:sz w:val="23"/>
-                <w:szCs w:val="23"/>
-              </w:rPr>
-              <w:t xml:space="preserve">Is the work scientifically sound and not misleading?</w:t>
-            </w:r>
-          </w:p>
-        </w:tc>
-        <w:tc>
-          <w:tcPr>
-            <w:tcW w:w="2745" w:type="dxa"/>
-          </w:tcPr>
-          <w:p>
-            <w:pPr>
-              <w:rPr>
-                <w:rFonts w:ascii="Palatino Linotype" w:hAnsi="Palatino Linotype"/>
-                <w:i/>
-                <w:iCs/>
-                <w:color w:val="FF0000"/>
-              </w:rPr>
-              <w:pStyle w:val="Normal"/>
-              <w:spacing w:before="0" w:after="120" w:line="260" w:lineRule="auto"/>
-              <w:widowControl w:val="1"/>
-              <w:keepLines/>
-            </w:pPr>
-            <w:r>
-              <w:rPr>
-                <w:rFonts w:ascii="Palatino Linotype" w:hAnsi="Palatino Linotype"/>
-                <w:color w:val="000000"/>
-                <w:sz w:val="23"/>
-                <w:szCs w:val="23"/>
-              </w:rPr>
-              <w:t xml:space="preserve">4/5 stars</w:t>
-            </w:r>
-          </w:p>
-        </w:tc>
-        <w:tc>
-          <w:tcPr>
-            <w:tcW w:w="2176" w:type="dxa"/>
-          </w:tcPr>
-          <w:p>
-            <w:pPr>
-              <w:rPr>
-                <w:rFonts w:ascii="Palatino Linotype" w:hAnsi="Palatino Linotype"/>
-                <w:i/>
-                <w:iCs/>
-                <w:color w:val="FF0000"/>
-              </w:rPr>
-              <w:pStyle w:val="Normal"/>
-              <w:spacing w:before="0" w:after="120" w:line="260" w:lineRule="auto"/>
-              <w:widowControl w:val="1"/>
-              <w:keepLines/>
-            </w:pPr>
-            <w:r>
-              <w:rPr>
-                <w:rFonts w:ascii="Palatino Linotype" w:hAnsi="Palatino Linotype"/>
-                <w:color w:val="FF0000"/>
-                <w:sz w:val="23"/>
-                <w:szCs w:val="23"/>
-              </w:rPr>
-              <w:t xml:space="preserve">The replay scope and matched log comparison are stated explicitly.</w:t>
-            </w:r>
-          </w:p>
-        </w:tc>
-      </w:tr>
-      <w:tr>
-        <w:trPr>
-          <w:cantSplit/>
-        </w:trPr>
-        <w:tc>
-          <w:tcPr>
-            <w:tcW w:w="3913" w:type="dxa"/>
-          </w:tcPr>
-          <w:p>
-            <w:pPr>
-              <w:rPr>
-                <w:rFonts w:ascii="Palatino Linotype" w:hAnsi="Palatino Linotype"/>
-                <w:i/>
-                <w:iCs/>
-                <w:color w:val="FF0000"/>
-              </w:rPr>
-              <w:pStyle w:val="Normal"/>
-              <w:spacing w:before="0" w:after="120" w:line="260" w:lineRule="auto"/>
-              <w:widowControl w:val="1"/>
-              <w:keepLines/>
-            </w:pPr>
-            <w:r>
-              <w:rPr>
-                <w:rFonts w:ascii="Palatino Linotype" w:hAnsi="Palatino Linotype"/>
-                <w:color w:val="000000"/>
-                <w:sz w:val="23"/>
-                <w:szCs w:val="23"/>
-              </w:rPr>
-              <w:t xml:space="preserve">Are there appropriate and adequate references to related and previous work?</w:t>
-            </w:r>
-          </w:p>
-        </w:tc>
-        <w:tc>
-          <w:tcPr>
-            <w:tcW w:w="2745" w:type="dxa"/>
-          </w:tcPr>
-          <w:p>
-            <w:pPr>
-              <w:rPr>
-                <w:rFonts w:ascii="Palatino Linotype" w:hAnsi="Palatino Linotype"/>
-                <w:i/>
-                <w:iCs/>
-                <w:color w:val="FF0000"/>
-              </w:rPr>
-              <w:pStyle w:val="Normal"/>
-              <w:spacing w:before="0" w:after="120" w:line="260" w:lineRule="auto"/>
-              <w:widowControl w:val="1"/>
-              <w:keepLines/>
-            </w:pPr>
-            <w:r>
-              <w:rPr>
-                <w:rFonts w:ascii="Palatino Linotype" w:hAnsi="Palatino Linotype"/>
-                <w:color w:val="000000"/>
-                <w:sz w:val="23"/>
-                <w:szCs w:val="23"/>
-              </w:rPr>
-              <w:t xml:space="preserve">5/5 stars</w:t>
-            </w:r>
-          </w:p>
-        </w:tc>
-        <w:tc>
-          <w:tcPr>
-            <w:tcW w:w="2176" w:type="dxa"/>
-          </w:tcPr>
-          <w:p>
-            <w:pPr>
-              <w:rPr>
-                <w:rFonts w:ascii="Palatino Linotype" w:hAnsi="Palatino Linotype"/>
-                <w:i/>
-                <w:iCs/>
-                <w:color w:val="FF0000"/>
-              </w:rPr>
-              <w:pStyle w:val="Normal"/>
-              <w:spacing w:before="0" w:after="120" w:line="260" w:lineRule="auto"/>
-              <w:widowControl w:val="1"/>
-              <w:keepLines/>
-            </w:pPr>
-            <w:r>
-              <w:rPr>
-                <w:rFonts w:ascii="Palatino Linotype" w:hAnsi="Palatino Linotype"/>
-                <w:color w:val="FF0000"/>
-                <w:sz w:val="23"/>
-                <w:szCs w:val="23"/>
-              </w:rPr>
-              <w:t xml:space="preserve">Thank you for this positive assessment.</w:t>
-            </w:r>
-          </w:p>
-        </w:tc>
-      </w:tr>
-      <w:tr>
-        <w:trPr>
-          <w:cantSplit/>
-        </w:trPr>
-        <w:tc>
-          <w:tcPr>
-            <w:tcW w:w="3913" w:type="dxa"/>
-          </w:tcPr>
-          <w:p>
-            <w:pPr>
-              <w:rPr>
-                <w:rFonts w:ascii="Palatino Linotype" w:hAnsi="Palatino Linotype"/>
-                <w:i/>
-                <w:iCs/>
-                <w:color w:val="FF0000"/>
-              </w:rPr>
-              <w:pStyle w:val="Normal"/>
-              <w:spacing w:before="0" w:after="120" w:line="260" w:lineRule="auto"/>
-              <w:widowControl w:val="1"/>
-              <w:keepLines/>
-            </w:pPr>
-            <w:r>
-              <w:rPr>
-                <w:rFonts w:ascii="Palatino Linotype" w:hAnsi="Palatino Linotype"/>
-                <w:color w:val="000000"/>
-                <w:sz w:val="23"/>
-                <w:szCs w:val="23"/>
-              </w:rPr>
-              <w:t xml:space="preserve">Is the English used correct and readable?</w:t>
-            </w:r>
-          </w:p>
-        </w:tc>
-        <w:tc>
-          <w:tcPr>
-            <w:tcW w:w="2745" w:type="dxa"/>
-          </w:tcPr>
-          <w:p>
-            <w:pPr>
-              <w:rPr>
-                <w:rFonts w:ascii="Palatino Linotype" w:hAnsi="Palatino Linotype"/>
-                <w:i/>
-                <w:iCs/>
-                <w:color w:val="FF0000"/>
-              </w:rPr>
-              <w:pStyle w:val="Normal"/>
-              <w:spacing w:before="0" w:after="120" w:line="260" w:lineRule="auto"/>
-              <w:widowControl w:val="1"/>
-              <w:keepLines/>
-            </w:pPr>
-            <w:r>
-              <w:rPr>
-                <w:rFonts w:ascii="Palatino Linotype" w:hAnsi="Palatino Linotype"/>
-                <w:color w:val="000000"/>
-                <w:sz w:val="23"/>
-                <w:szCs w:val="23"/>
-              </w:rPr>
-              <w:t xml:space="preserve">The English is fine and does not require any improvement.</w:t>
-            </w:r>
-          </w:p>
-        </w:tc>
-        <w:tc>
-          <w:tcPr>
-            <w:tcW w:w="2176" w:type="dxa"/>
-          </w:tcPr>
-          <w:p>
-            <w:pPr>
-              <w:rPr>
-                <w:rFonts w:ascii="Palatino Linotype" w:hAnsi="Palatino Linotype"/>
-                <w:i/>
-                <w:iCs/>
-                <w:color w:val="FF0000"/>
-              </w:rPr>
-              <w:pStyle w:val="Normal"/>
-              <w:spacing w:before="0" w:after="120" w:line="260" w:lineRule="auto"/>
-              <w:widowControl w:val="1"/>
-              <w:keepLines/>
-            </w:pPr>
-            <w:r>
-              <w:rPr>
-                <w:rFonts w:ascii="Palatino Linotype" w:hAnsi="Palatino Linotype"/>
-                <w:color w:val="FF0000"/>
-                <w:sz w:val="23"/>
-                <w:szCs w:val="23"/>
-              </w:rPr>
-              <w:t xml:space="preserve">Thank you. Minor edits improve consistency and concision.</w:t>
+              <w:t xml:space="preserve">Thank you for reviewing the manuscript. We have applied OAL to the reviewed studies, added a coalition mission case and a concrete ledger application design, and strengthened the comparison with witnessed logs. We have also shortened the text and revised the figures and references. All locations below refer to the revised manuscript.</w:t>
             </w:r>
           </w:p>
         </w:tc>
@@ -667,17 +135,17 @@
           </w:tcPr>
           <w:p>
             <w:pPr>
+              <w:pStyle w:val="Normal"/>
+              <w:keepNext/>
+              <w:keepLines/>
+              <w:widowControl w:val="1"/>
+              <w:spacing w:before="0" w:after="120" w:line="260" w:lineRule="auto"/>
               <w:rPr>
                 <w:rFonts w:ascii="Palatino Linotype" w:hAnsi="Palatino Linotype"/>
                 <w:i/>
                 <w:iCs/>
                 <w:color w:val="FF0000"/>
               </w:rPr>
-              <w:pStyle w:val="Normal"/>
-              <w:spacing w:before="0" w:after="120" w:line="260" w:lineRule="auto"/>
-              <w:widowControl w:val="1"/>
-              <w:keepNext/>
-              <w:keepLines/>
             </w:pPr>
             <w:r>
               <w:rPr>
@@ -687,7 +155,7 @@
                 <w:sz w:val="23"/>
                 <w:szCs w:val="23"/>
               </w:rPr>
-              <w:t xml:space="preserve">3. Point-by-point response to Comments and Suggestions for Authors</w:t>
+              <w:t xml:space="preserve">2 Point by point response</w:t>
             </w:r>
           </w:p>
         </w:tc>
@@ -703,17 +171,17 @@
           </w:tcPr>
           <w:p>
             <w:pPr>
+              <w:pStyle w:val="Normal"/>
+              <w:keepNext/>
+              <w:keepLines/>
+              <w:widowControl w:val="1"/>
+              <w:spacing w:before="0" w:after="120" w:line="260" w:lineRule="auto"/>
               <w:rPr>
                 <w:rFonts w:ascii="Palatino Linotype" w:hAnsi="Palatino Linotype"/>
                 <w:i/>
                 <w:iCs/>
                 <w:color w:val="FF0000"/>
               </w:rPr>
-              <w:pStyle w:val="Normal"/>
-              <w:spacing w:before="0" w:after="120" w:line="260" w:lineRule="auto"/>
-              <w:widowControl w:val="1"/>
-              <w:keepNext/>
-              <w:keepLines/>
             </w:pPr>
             <w:r>
               <w:rPr>
@@ -738,16 +206,16 @@
           </w:tcPr>
           <w:p>
             <w:pPr>
+              <w:pStyle w:val="Normal"/>
+              <w:keepLines/>
+              <w:widowControl w:val="1"/>
+              <w:spacing w:before="0" w:after="120" w:line="260" w:lineRule="auto"/>
               <w:rPr>
                 <w:rFonts w:ascii="Palatino Linotype" w:hAnsi="Palatino Linotype"/>
                 <w:i/>
                 <w:iCs/>
                 <w:color w:val="FF0000"/>
               </w:rPr>
-              <w:pStyle w:val="Normal"/>
-              <w:spacing w:before="0" w:after="120" w:line="260" w:lineRule="auto"/>
-              <w:widowControl w:val="1"/>
-              <w:keepLines/>
             </w:pPr>
             <w:r>
               <w:rPr>
@@ -756,318 +224,7 @@
                 <w:sz w:val="23"/>
                 <w:szCs w:val="23"/>
               </w:rPr>
-              <w:t xml:space="preserve">Response 1: Thank you for identifying the need to connect the framework to both the reviewed evidence and a ledger-relevant example. We have revised the manuscript in both respects.</w:t>
-            </w:r>
-          </w:p>
-        </w:tc>
-      </w:tr>
-      <w:tr>
-        <w:trPr>
-          <w:cantSplit/>
-        </w:trPr>
-        <w:tc>
-          <w:tcPr>
-            <w:tcW w:w="8834" w:type="dxa"/>
-            <w:gridSpan w:val="3"/>
-          </w:tcPr>
-          <w:p>
-            <w:pPr>
-              <w:rPr>
-                <w:rFonts w:ascii="Palatino Linotype" w:hAnsi="Palatino Linotype"/>
-                <w:i/>
-                <w:iCs/>
-                <w:color w:val="FF0000"/>
-              </w:rPr>
-              <w:pStyle w:val="Normal"/>
-              <w:spacing w:before="0" w:after="120" w:line="260" w:lineRule="auto"/>
-              <w:widowControl w:val="1"/>
-              <w:keepLines/>
-            </w:pPr>
-            <w:r>
-              <w:rPr>
-                <w:rFonts w:ascii="Palatino Linotype" w:hAnsi="Palatino Linotype"/>
-                <w:color w:val="FF0000"/>
-                <w:sz w:val="23"/>
-                <w:szCs w:val="23"/>
-              </w:rPr>
-              <w:t xml:space="preserve">OAL is applied to 39 full-text mechanism studies through 89 scoped claim records. Section 2 distinguishes the 19 domain-focused studies, 20 transferable mechanisms and the 123-reference bibliography. Table 2 identifies the study groups and their sources; Figure 3 presents the framework schematic beside the populated heatmap. Section 5.3 and Table 5 compare what AIS protection, observation corroboration, attestation, trust-aware routing and consensus support, and specify the evidence required at the next handover. Section 5.4 and Table 6 report domain stratification, study-exclusion and coding sensitivity, and the results of removing each of the 39 studies in turn. Zero cells denote no coded claim in this sample. The physical UAV-node experiment is identified as evidence of cooperation and path adaptation under its stated operating conditions.</w:t>
-            </w:r>
-          </w:p>
-        </w:tc>
-      </w:tr>
-      <w:tr>
-        <w:trPr>
-          <w:cantSplit/>
-        </w:trPr>
-        <w:tc>
-          <w:tcPr>
-            <w:tcW w:w="8834" w:type="dxa"/>
-            <w:gridSpan w:val="3"/>
-          </w:tcPr>
-          <w:p>
-            <w:pPr>
-              <w:rPr>
-                <w:rFonts w:ascii="Palatino Linotype" w:hAnsi="Palatino Linotype"/>
-                <w:i/>
-                <w:iCs/>
-                <w:color w:val="FF0000"/>
-              </w:rPr>
-              <w:pStyle w:val="Normal"/>
-              <w:spacing w:before="0" w:after="120" w:line="260" w:lineRule="auto"/>
-              <w:widowControl w:val="1"/>
-              <w:keepLines/>
-            </w:pPr>
-            <w:r>
-              <w:rPr>
-                <w:rFonts w:ascii="Palatino Linotype" w:hAnsi="Palatino Linotype"/>
-                <w:color w:val="FF0000"/>
-                <w:sz w:val="23"/>
-                <w:szCs w:val="23"/>
-              </w:rPr>
-              <w:t xml:space="preserve">Section 6.4 presents a coalition mission that loses its gateway connection, commits a shore-side key revocation, and reconciles records after reconnection. Event intervals before, overlapping and after the effective revocation time lead to historical eligibility, quarantine and rejection, respectively. The example distinguishes locally available delegation from global authority learned later. Table 8 compares these outcomes with a mean-score policy and a veto-aware scalar policy using the same features.</w:t>
-            </w:r>
-          </w:p>
-        </w:tc>
-      </w:tr>
-      <w:tr>
-        <w:trPr>
-          <w:cantSplit/>
-        </w:trPr>
-        <w:tc>
-          <w:tcPr>
-            <w:tcW w:w="8834" w:type="dxa"/>
-            <w:gridSpan w:val="3"/>
-          </w:tcPr>
-          <w:p>
-            <w:pPr>
-              <w:rPr>
-                <w:rFonts w:ascii="Palatino Linotype" w:hAnsi="Palatino Linotype"/>
-                <w:i/>
-                <w:iCs/>
-                <w:color w:val="FF0000"/>
-              </w:rPr>
-              <w:pStyle w:val="Normal"/>
-              <w:spacing w:before="0" w:after="120" w:line="260" w:lineRule="auto"/>
-              <w:widowControl w:val="1"/>
-              <w:keepLines/>
-            </w:pPr>
-            <w:r>
-              <w:rPr>
-                <w:rFonts w:ascii="Palatino Linotype" w:hAnsi="Palatino Linotype"/>
-                <w:color w:val="FF0000"/>
-                <w:sz w:val="23"/>
-                <w:szCs w:val="23"/>
-              </w:rPr>
-              <w:t xml:space="preserve">Sections 7.2–7.4 specify the participating organizations, peer/orderer placement, joint endorsement policy, state keys, deterministic chaincode operations, receipt verification and communication budget. We executed a synthetic replay that checks signatures, Merkle inclusion, arrival-order and duplicate-delivery handling, and all 16 coalition signer subsets. We also calculated application-message sizes from the stated encoding and examined partition/deadline sensitivity under declared delay assumptions. These analyses test the specified rules and payload requirements; they do not measure Fabric deployment, consensus or integrated sea-trial performance.</w:t>
-            </w:r>
-          </w:p>
-        </w:tc>
-      </w:tr>
-      <w:tr>
-        <w:trPr>
-          <w:cantSplit/>
-        </w:trPr>
-        <w:tc>
-          <w:tcPr>
-            <w:tcW w:w="8834" w:type="dxa"/>
-            <w:gridSpan w:val="3"/>
-          </w:tcPr>
-          <w:p>
-            <w:pPr>
-              <w:rPr>
-                <w:rFonts w:ascii="Palatino Linotype" w:hAnsi="Palatino Linotype"/>
-                <w:i/>
-                <w:iCs/>
-                <w:color w:val="FF0000"/>
-              </w:rPr>
-              <w:pStyle w:val="Normal"/>
-              <w:spacing w:before="0" w:after="120" w:line="260" w:lineRule="auto"/>
-              <w:widowControl w:val="1"/>
-              <w:keepLines/>
-            </w:pPr>
-            <w:r>
-              <w:rPr>
-                <w:rFonts w:ascii="Palatino Linotype" w:hAnsi="Palatino Linotype"/>
-                <w:color w:val="FF0000"/>
-                <w:sz w:val="23"/>
-                <w:szCs w:val="23"/>
-              </w:rPr>
-              <w:t xml:space="preserve">The abstract and Sections 7.1 and 11 state the ledger’s role in jointly governed commitments, policy state and reconciliation. A policy-validating witnessed log produces the same decisions under matched rules. Ledger value is therefore conditional on governance requirements and implementation cost. The coalition case connects this role to specific authorization rules and recovery operations.</w:t>
-            </w:r>
-          </w:p>
-        </w:tc>
-      </w:tr>
-      <w:tr>
-        <w:trPr>
-          <w:cantSplit/>
-        </w:trPr>
-        <w:tc>
-          <w:tcPr>
-            <w:tcW w:w="8834" w:type="dxa"/>
-            <w:gridSpan w:val="3"/>
-          </w:tcPr>
-          <w:p>
-            <w:pPr>
-              <w:rPr>
-                <w:rFonts w:ascii="Palatino Linotype" w:hAnsi="Palatino Linotype"/>
-                <w:i/>
-                <w:iCs/>
-                <w:color w:val="FF0000"/>
-              </w:rPr>
-              <w:pStyle w:val="Normal"/>
-              <w:spacing w:before="0" w:after="120" w:line="260" w:lineRule="auto"/>
-              <w:widowControl w:val="1"/>
-              <w:keepNext/>
-              <w:keepLines/>
-            </w:pPr>
-            <w:r>
-              <w:rPr>
-                <w:rFonts w:ascii="Palatino Linotype" w:hAnsi="Palatino Linotype"/>
-                <w:color w:val="000000"/>
-                <w:b/>
-                <w:sz w:val="23"/>
-                <w:szCs w:val="23"/>
-              </w:rPr>
-              <w:t xml:space="preserve">4. Response to Comments on the Quality of English Language</w:t>
-            </w:r>
-          </w:p>
-        </w:tc>
-      </w:tr>
-      <w:tr>
-        <w:trPr>
-          <w:cantSplit/>
-        </w:trPr>
-        <w:tc>
-          <w:tcPr>
-            <w:tcW w:w="8834" w:type="dxa"/>
-            <w:gridSpan w:val="3"/>
-          </w:tcPr>
-          <w:p>
-            <w:pPr>
-              <w:rPr>
-                <w:rFonts w:ascii="Palatino Linotype" w:hAnsi="Palatino Linotype"/>
-                <w:i/>
-                <w:iCs/>
-                <w:color w:val="FF0000"/>
-              </w:rPr>
-              <w:pStyle w:val="Normal"/>
-              <w:spacing w:before="0" w:after="120" w:line="260" w:lineRule="auto"/>
-              <w:widowControl w:val="1"/>
-              <w:keepNext/>
-              <w:keepLines/>
-            </w:pPr>
-            <w:r>
-              <w:rPr>
-                <w:rFonts w:ascii="Palatino Linotype" w:hAnsi="Palatino Linotype"/>
-                <w:color w:val="000000"/>
-                <w:sz w:val="23"/>
-                <w:szCs w:val="23"/>
-              </w:rPr>
-              <w:t xml:space="preserve">The English is fine and does not require any improvement.</w:t>
-            </w:r>
-          </w:p>
-        </w:tc>
-      </w:tr>
-      <w:tr>
-        <w:trPr>
-          <w:cantSplit/>
-        </w:trPr>
-        <w:tc>
-          <w:tcPr>
-            <w:tcW w:w="8834" w:type="dxa"/>
-            <w:gridSpan w:val="3"/>
-          </w:tcPr>
-          <w:p>
-            <w:pPr>
-              <w:rPr>
-                <w:rFonts w:ascii="Palatino Linotype" w:hAnsi="Palatino Linotype"/>
-                <w:i/>
-                <w:iCs/>
-                <w:color w:val="FF0000"/>
-              </w:rPr>
-              <w:pStyle w:val="Normal"/>
-              <w:spacing w:before="0" w:after="120" w:line="260" w:lineRule="auto"/>
-              <w:widowControl w:val="1"/>
-              <w:keepLines/>
-            </w:pPr>
-            <w:r>
-              <w:rPr>
-                <w:rFonts w:ascii="Palatino Linotype" w:hAnsi="Palatino Linotype"/>
-                <w:color w:val="FF0000"/>
-                <w:sz w:val="23"/>
-                <w:szCs w:val="23"/>
-              </w:rPr>
-              <w:t xml:space="preserve">Response: Thank you for this assessment. We have made minor edits for consistency and concision while revising the manuscript.</w:t>
-            </w:r>
-          </w:p>
-        </w:tc>
-      </w:tr>
-      <w:tr>
-        <w:trPr>
-          <w:cantSplit/>
-        </w:trPr>
-        <w:tc>
-          <w:tcPr>
-            <w:tcW w:w="8834" w:type="dxa"/>
-            <w:gridSpan w:val="3"/>
-          </w:tcPr>
-          <w:p>
-            <w:pPr>
-              <w:rPr>
-                <w:rFonts w:ascii="Palatino Linotype" w:hAnsi="Palatino Linotype"/>
-                <w:i/>
-                <w:iCs/>
-                <w:color w:val="FF0000"/>
-              </w:rPr>
-              <w:pStyle w:val="Normal"/>
-              <w:spacing w:before="0" w:after="120" w:line="260" w:lineRule="auto"/>
-              <w:widowControl w:val="1"/>
-              <w:keepNext/>
-              <w:keepLines/>
-            </w:pPr>
-            <w:r>
-              <w:rPr>
-                <w:rFonts w:ascii="Palatino Linotype" w:hAnsi="Palatino Linotype"/>
-                <w:color w:val="000000"/>
-                <w:b/>
-                <w:sz w:val="23"/>
-                <w:szCs w:val="23"/>
-              </w:rPr>
-              <w:t xml:space="preserve">5. Additional clarifications</w:t>
-            </w:r>
-          </w:p>
-        </w:tc>
-      </w:tr>
-      <w:tr>
-        <w:trPr>
-          <w:cantSplit/>
-        </w:trPr>
-        <w:tc>
-          <w:tcPr>
-            <w:tcW w:w="8834" w:type="dxa"/>
-            <w:gridSpan w:val="3"/>
-          </w:tcPr>
-          <w:p>
-            <w:pPr>
-              <w:rPr>
-                <w:rFonts w:ascii="Palatino Linotype" w:hAnsi="Palatino Linotype"/>
-                <w:i/>
-                <w:iCs/>
-                <w:color w:val="FF0000"/>
-              </w:rPr>
-              <w:pStyle w:val="Normal"/>
-              <w:spacing w:before="0" w:after="120" w:line="260" w:lineRule="auto"/>
-              <w:widowControl w:val="1"/>
-              <w:keepLines/>
-            </w:pPr>
-            <w:r>
-              <w:rPr>
-                <w:rFonts w:ascii="Palatino Linotype" w:hAnsi="Palatino Linotype"/>
-                <w:color w:val="FF0000"/>
-                <w:sz w:val="23"/>
-                <w:szCs w:val="23"/>
-              </w:rPr>
-              <w:t xml:space="preserve">The analytical results concern literature coding, deterministic policy checks and application-byte calculations. Fabric deployment and integrated mission trials are proposed validation steps.</w:t>
+              <w:t xml:space="preserve">Response 1: Sections 2 and 5 now apply OAL to 39 full-text studies through 89 claim records, with a coverage heatmap, evidence levels and sensitivity analyses (Figure 3; Tables 2, 5 and 6). Sections 6.4 and 7 add a partition–revocation–reconciliation case, specify a Fabric-oriented application design, and compare it with a policy-validating witnessed log. A synthetic replay checks the rules and payload requirements; Fabric deployment and integrated mission trials remain future validation. The revised text links ledger value to shared-governance requirements and reports equal decisions for the log under matched rules.</w:t>
             </w:r>
           </w:p>
         </w:tc>
